--- a/en/wisdom-stories/life-after-sixty.docx
+++ b/en/wisdom-stories/life-after-sixty.docx
@@ -79,7 +79,7 @@
         <w:rPr>
           <w:lang/>
         </w:rPr>
-        <w:t>Look after your appearance for your own sake. Wear clean, comfortable clothes that feel like you. Being older does not mean giving up your sense of style or the colours you love.</w:t>
+        <w:t xml:space="preserve">Look after your appearance for your own sake. Wear clean, comfortable clothes that feel like you. Being older does not mean giving up your sense of style or the colors you love.</w:t>
       </w:r>
     </w:p>
     <w:p>
@@ -170,7 +170,7 @@
         <w:rPr>
           <w:lang/>
         </w:rPr>
-        <w:t>Try to ease the weight of old hurts. Apologise when you have hurt someone. Being ready to forgive may take time, so do not rush yourself. Forgiveness does not have to mean forgetting what happened or returning to a hurtful relationship.</w:t>
+        <w:t xml:space="preserve">Try to ease the weight of old hurts. Apologize when you have hurt someone. Being ready to forgive may take time, so do not rush yourself. Forgiveness does not have to mean forgetting what happened or returning to a hurtful relationship.</w:t>
       </w:r>
     </w:p>
     <w:p>
